--- a/example_articles/us_region/Midwest/5.us_region_Midwest_Other_publisher.docx
+++ b/example_articles/us_region/Midwest/5.us_region_Midwest_Other_publisher.docx
@@ -27,17 +27,17 @@
     </w:p>
     <w:p>
       <w:r>
-        <w:t>Source File: Other publishers/Files (500) (30).DOCX</w:t>
+        <w:t>Source file: Other publishers/Files (500) (30).DOCX</w:t>
       </w:r>
     </w:p>
     <w:p>
       <w:r>
-        <w:t>Raw locations result: ['Missouri']</w:t>
+        <w:t>Raw locations result, 'locations': ['Missouri']</w:t>
       </w:r>
     </w:p>
     <w:p>
       <w:r>
-        <w:t>us_region_stand_flat (Standardized): Midwest</w:t>
+        <w:t>Standardized locations result, 'us_region_stand_flat': Midwest</w:t>
       </w:r>
     </w:p>
     <w:p>

--- a/example_articles/us_region/Midwest/5.us_region_Midwest_Other_publisher.docx
+++ b/example_articles/us_region/Midwest/5.us_region_Midwest_Other_publisher.docx
@@ -7,7 +7,13 @@
         <w:pStyle w:val="Heading1"/>
       </w:pPr>
       <w:r>
-        <w:t>Would Lasix ban bleed some dry?</w:t>
+        <w:t>'Middletown' is fed up;</w:t>
+        <w:br/>
+        <w:t>'People are tired of being stepped on';</w:t>
+        <w:br/>
+        <w:t>'This is like 1928, before Depression';</w:t>
+        <w:br/>
+        <w:t>A visit to Muncie, Ind.</w:t>
       </w:r>
     </w:p>
     <w:p>
@@ -17,12 +23,12 @@
     </w:p>
     <w:p>
       <w:r>
-        <w:t>Date: 1990-06-07</w:t>
+        <w:t>Date: 1990-10-15</w:t>
       </w:r>
     </w:p>
     <w:p>
       <w:r>
-        <w:t>Section: SPORTS; Pg. 1C; Cover Story</w:t>
+        <w:t>Section: NEWS; Pg. 1A; Cover Story</w:t>
       </w:r>
     </w:p>
     <w:p>
@@ -32,7 +38,7 @@
     </w:p>
     <w:p>
       <w:r>
-        <w:t>Raw locations result, 'locations': ['Missouri']</w:t>
+        <w:t>Raw locations result, 'locations': ['Indiana']</w:t>
       </w:r>
     </w:p>
     <w:p>
@@ -49,79 +55,131 @@
     </w:p>
     <w:p>
       <w:r>
-        <w:t>It might be expected that trainers at this working class racetrack would be offended or angry at New York's claim to purity. Instead, they laugh with incredulity.</w:t>
+        <w:t>For a taste of what ails the USA, pull up a stool to Frances May's lunch counter, around back of Haney's Pharmacy.</w:t>
         <w:br/>
-        <w:t>New York is the only state that disallows the use of medication on race day. That includes Lasix, a diuretic given to horses that experience respiratory bleeding that can range from traces to gushing. At many tracks across the USA, including Charles Town, some Thoroughbreds rely on it.</w:t>
+        <w:t>''They're taxing the poor people to death and the price of gas is so high. It just isn't right,'' says Brenda Ferguson. ''People are tired of being stepped on. Tired to death.''</w:t>
         <w:br/>
-        <w:t>Because Preakness winner Summer Squall, a user of Lasix, is skipping Saturday's Belmont Stakes in New York, there won't be a rubber match between Summer Squall and Unbridled. Kentucky Derby winner Unbridled, also a Lasix user, will compete in the 1 1/2-mile race. His trainer believes for this one race only he can run without the medication.</w:t>
+        <w:t>An anger seems to be welling up across the land.</w:t>
         <w:br/>
-        <w:t>Race-track medication always has been cause for a hot discussion, but in the last 30 days it has heated to a boil. A recent study by the Jockey Club suggested that Lasix had ''questionable efficacy'' to stop bleeding and that it improves performance.</w:t>
+        <w:t>Gas prices rise to new highs. The stock market falls. Crime is rampant. As many as 200,000 troops stand ready in the desert of Saudi Arabia. The same Congress that last year managed to agree on a fat pay raise now struggles to agree on a budget and keep the government open.</w:t>
         <w:br/>
-        <w:t>Racing writer Paul Moran left no doubt of his stance when he wrote in New York's Newsday: ''Racing wears Lasix like a festering, self-inflicted wound on the end of its nose opened by the ax of greed and stamped with the imprimatur of every racing commission in the nation except New York's.''</w:t>
+        <w:t>In Muncie - long regarded as a window on Middle America - the outrage at all of this is as palpable as the chilly wind that blows the streets clean of fallen leaves.</w:t>
         <w:br/>
-        <w:t>Trainers at Charles Town aren't interested in theory or opinion, only reality.</w:t>
+        <w:t>''We are fairly typical,'' says Ray Scheele, political science chairman at Ball State University in Muncie. ''There's an increasing frustration with Washington.''</w:t>
         <w:br/>
-        <w:t>''If they think they're cleaner than us, they're blowing smoke,'' said Charles Town trainer Bob Brothers, who disputes claims that New Yorkers have a greater appreciation for the sport. ''It's ridiculous. I am in this game because I love it.''</w:t>
+        <w:t>There is much to assail in Washington, D.C., especially when you live in a city where bedtime is 10 p.m. and $ 1.50 buys a hot lunch of ham, string beans and sweet potatoes.</w:t>
         <w:br/>
-        <w:t>To guys like Brothers, racing is a business, one they work at seven days a week. They run for purses averaging $ 2,000-$ 6,000. They might cherish the work, but it is still a business. Lasix is a necessity of that business, not a topic of debate.</w:t>
+        <w:t>''To these people, Washington is on the other side of the moon,'' says sociologist Alan Caruba of the National Anxiety Center.</w:t>
         <w:br/>
-        <w:t>''You eliminate Lasix and I don't think I could survive,'' said Charles Town's George Whitehair.</w:t>
+        <w:t>The real numbers here are the ones that hit the pocketbook, not the ones over which Congress is wringing hands.</w:t>
         <w:br/>
-        <w:t>Without Lasix, horses who bleed would be out for long periods of rest. With the medication, they are able to run more often, which means bigger fields, translating to better betting handles with money filtering back into purses.</w:t>
+        <w:t>- That oil is up to more than $ 40 a barrel (up from $ 17 earlier this summer) means far less to Muncie than paying $ 1.34 a gallon for unleaded gasoline at Hoosier Pete's.</w:t>
         <w:br/>
-        <w:t>''In this day and age, it saves thousands of dollars,'' said Bobby Hilton, one of the leading trainers at Charles Town. ''To say you can't use it is incredible. Only the NYRA (New York Racing Association) and the Jockey Club would dare to come up with something like this. These guys somehow got out of step with the rest of the racing industry. They are successful at driving their viewpoints down everyone else's throats. It should be a non- issue, but here we go again.''</w:t>
+        <w:t>''Now they want to raise taxes on it,'' says Edna Kemmerer. Gasoline ''is like bread and milk for the working class.''</w:t>
         <w:br/>
-        <w:t>Despite the New York attitude, it hasn't stopped the widespread use of the medication. The popular conception is that Lasix is abused at small tracks and tolerated at larger ones. That isn't necessarily so.</w:t>
+        <w:t>- That the deficit is $ 293 billion is hard to grasp, but becomes very real when it translates into $ 12,500 in taxes for every man, woman and child in the USA.</w:t>
         <w:br/>
-        <w:t>Charles Town has approximately 39 percent of its horses run on the medication. At Churchill Downs in Louisville on the day of the Kentucky Derby, 50 of the 85 horses that ran used Lasix. On Preakness Day at Pimlico Race Course in Baltimore, 60 of 87 horses ran on Lasix. And at Hollywood Park in Inglewood, Calif., 61 of 77 horses ran on the medication last Sunday when 1989 Horse of the Year Sunday Silence made his 1990 debut.</w:t>
+        <w:t>''The way things look right now, it's not going to get any better,'' says Millie Abram, 52, wife of the city's school superintendent Sam Abram.</w:t>
         <w:br/>
-        <w:t>''I'd rather that everybody used it. I don't know why New York is so stubborn,'' said Hall of Fame trainer Ron McAnally, based in California. ''I don't know why they make an issue out there. I think it has really hurt New York racing. They have lost a lot of good players.''</w:t>
+        <w:t>Raising taxes, she says, is ''something we're going to have to do. You don't like it, but you're going to have to do it.''</w:t>
         <w:br/>
-        <w:t>And it will take more than a scientific study for trainers to believe that Lasix doesn't help their horses stop bleeding or that it improves performance.</w:t>
+        <w:t>- That the budget will be cut $ 50 billion this year sounds painless until seniors realize that Medicare premiums could double to $ 150 a year.</w:t>
         <w:br/>
-        <w:t>''All it does is let a horse do what they are capable of doing,'' said Hilton. ''The study that says it doesn't stop them from bleeding is nonsense. And it doesn't make a horse go faster. It is not hop. To say you can't use it is incredible.''</w:t>
+        <w:t>''That has everybody upset,'' says Clyde Nicholson, president-elect of the Muncie chapter of the American Association of Retired People.</w:t>
         <w:br/>
-        <w:t>D. Wayne Lukas, the leading money-winning trainer the last seven years, runs horses in New York and California.</w:t>
+        <w:t>But not everyone has it so bad.</w:t>
         <w:br/>
-        <w:t>''I don't believe in the bottom-line statement that Lasix doesn't help a horse stop bleeding when we see day in and day out that we have bleeders it does help,'' said Lukas. ''I just don't think it has any enhancing quality. If it does, I'd be surprised.''</w:t>
+        <w:t>The city's largest industrial employer, the Ball Corp. - which made its reputation producing a U.S. staple, the glass canning jar - is trying to buy a European packaging firm that would triple Ball's size.</w:t>
         <w:br/>
-        <w:t>The connections of Summer Squall believe his spring campaign was too rough to risk running in the Belmont without the medication.</w:t>
+        <w:t>Duane Emerson, a Ball vice president who opposes luxury taxes as bad for business, says Muncie's captains of commerce feel less threatened than do factory workers. But, ''I feel the country is threatened if we don't get these issues resolved.''</w:t>
         <w:br/>
-        <w:t>''You couldn't catch me with a net if I was pointing him to the Belmont and not knowing what would happen,'' said trainer Neil Howard. ''I respect the rules. It is not nagging at me that we can't go. We're not trying to get away from the Lasix rule.''</w:t>
+        <w:t>James Abrams, a 44-year-old machine operator at an auto parts plant, is buying and restoring a huge five-bedroom Victorian house in the neighborhood where he grew up.</w:t>
         <w:br/>
-        <w:t>Carl Nafzger, trainer of Unbridled, will take special precautions to prepare his colt for one race without medication.</w:t>
+        <w:t>''From where I stand, it's not so bad,'' says Abrams. ''But a lot of people aren't in the position I'm in. I'm working overtime and bring home some good money. If it was only 40 hours a week, well, I might notice a lot of things.''</w:t>
         <w:br/>
-        <w:t>''It won't be anything drastic. Just in the last 12 hours I will get the system as empty as you can get it. I will take his food and water away,'' said Nafzger.</w:t>
+        <w:t>But beneath the veneer of pocketbook concerns is a deepening malaise that seems to be spreading.</w:t>
         <w:br/>
-        <w:t>With one top colt out of the Belmont and one having to compromise his normal schedule, many horseman are crying for equality in the rules. Either have everybody able to use medication or no one.</w:t>
+        <w:t>''There's an enormous amount of resentment out there,'' says Caruba. ''Americans aren't just upset, they're angry. They've come to the sad conclusion there is a vacuum of leadership in Washington.''</w:t>
         <w:br/>
-        <w:t>Purists believe that if no one used medication, it would be a truer indication of the best horse. Not everyone agrees. They would rather see all the top competition.</w:t>
+        <w:t>Conventional wisdom in Muncie:</w:t>
         <w:br/>
-        <w:t>''When you have a horse like that son of a gun Summer Squall, it is not right not to let him run with the medication he needs,'' said trainer Frank Smith. ''It is detrimental to the best interests of racing, as far as I'm concerned.''</w:t>
+        <w:t>- It's time to fish or cut bait in Saudi Arabia.</w:t>
         <w:br/>
-        <w:t>But the Belmont is only a drop in the ocean of racing. There were more than 82,000 races last year drawing more than 60 million fans who bet close to $ 10 billion.</w:t>
+        <w:t>''Peace in the Middle East is gone,'' says Joe Turner, the city police department's traffic sergeant. ''We might as well start shooting and get it over.''</w:t>
         <w:br/>
-        <w:t>The assertion is that without medication to help horses race, many tracks could simply put a ''For Sale'' sign out front.</w:t>
+        <w:t>- The economy is about to head for the dumper.</w:t>
         <w:br/>
-        <w:t>Many horsemen in New York have the economic resources to rest a horse that bleeds. That luxury is not afforded to everyone.</w:t>
+        <w:t>''This is like '28, before the Depression,'' says Martha Barlow, 75, a life-long resident of Muncie. ''Something's got to crack. We can't get much higher.''</w:t>
         <w:br/>
-        <w:t>''The New York stance is the rich man's stance. If one horse bleeds, bring in one that doesn't,'' said Maryland trainer John Hartsell. ''That is not an option for a guy with his last $ 10,000 invested. With Lasix, he can run.''</w:t>
+        <w:t>- The haggling over the budget is not nearly as bad as the 1989 pay raise for Congress.</w:t>
         <w:br/>
-        <w:t>Dr. Dennis Dibbern, state veterinarian for West Virginia, thinks that economics and integrity can be coupled: ''Even without Lasix, people are still going to run their horses. And if the public can't reliably bet on them with the confidence they are performing to the best of their ability, then we are cheating them. That's why Lasix should be available.</w:t>
+        <w:t>The pay raise, long forgotten in Washington, still rankles and is bitterly remembered here.</w:t>
         <w:br/>
-        <w:t>''The public cannot see into the lungs of a horse before a race. They don't know if they had bled. With Lasix, you serve the integrity of the betting public. They know the horse is able to run to his capabilities.''</w:t>
+        <w:t>''Of course it is,'' says Barlow. ''They'd just like us to forget.''</w:t>
         <w:br/>
-        <w:t>Said trainer Darryl Boyer: ''If for no other reason, Lasix should be available as a safety feature. If a horse can't breathe, he will fall. If that's not defrauding the public, what is?''</w:t>
+        <w:t>Scheele, the political scientist, says some people already angry are mistaking Congress' messy budget process for ineptitude.</w:t>
         <w:br/>
-        <w:t>Still, the bottom line is the bottom line.</w:t>
+        <w:t>''I'm a big defender of Congress and I'm a great defender of James Madison. He designed the government with so many checks and balances it should be frustrating to govern. But people just see a big deadlock,'' Scheele says.</w:t>
         <w:br/>
-        <w:t>''If they won't let me use Lasix, I might as well go to the movies,'' said Whitehair.</w:t>
+        <w:t>''I don't think you'll find much love of Congress at all, but you'll find a lot of support for the individual congressman,'' he says.</w:t>
+        <w:br/>
+        <w:t>Though few seem inclined to blame Democratic Rep. Phil Sharp, the local, seven-term incumbent, the GOP is trying to capitalize on anti-Congress sentiment. Its new billboard slogan: ''Enough is Enough.''</w:t>
+        <w:br/>
+        <w:t>Sharp's campaign is confident, but Sharp is shuttling between home and Washington as often as possible. This weekend, he attended three parades and two dinners at home.</w:t>
+        <w:br/>
+        <w:t>But there is support for President Bush in Muncie, despite polls that show his approval rating nationwide has fallen as low as 60%.</w:t>
+        <w:br/>
+        <w:t>''The president is doing OK. Congress is where to put the blame, especially right now,'' says Dave Jones, 37, a carpenter with a gold earring, who considers himself a liberal.</w:t>
+        <w:br/>
+        <w:t>Such sentiment seems to be rising across the nation.</w:t>
+        <w:br/>
+        <w:t>- Limitations on the terms politicians can serve are on the ballot next month in California, Colorado and Kansas City, Mo. One such limitation passed easily in Oklahoma last month.</w:t>
+        <w:br/>
+        <w:t>And there is some thought that voters are in a mood for a wholesale shuffling of Congress.</w:t>
+        <w:br/>
+        <w:t>Analysts wonder if the public is as angry as in 1982, when 23 incumbents lost seats in the U.S. House. The re-election rate for Congress was 98.5% in 1988.</w:t>
+        <w:br/>
+        <w:t>Back at the lunch counter, diners are serving up a heaping helping of answers, as well as complaints.</w:t>
+        <w:br/>
+        <w:t>''It seems I worked all my life and made do with what I had, cash on hand,'' says Frances May, arguing that Congress should learn to manage its finances the same way.</w:t>
+        <w:br/>
+        <w:t>''What gripes me most is Congress giving themselves a pay raise. If you elect people that are already in there, you're just asking for trouble,'' says Ferguson.</w:t>
+        <w:br/>
+        <w:t>''I can tell you how to solve this problem,'' says Frances Meyer, fresh from her weekly trip to the beauty parlor. ''They should give back that pay raise.''</w:t>
+        <w:br/>
+        <w:t>Says Roy Haney, the bow-tied, white-haired pharmacist who's been in business 36 years: ''In the morning all the world's problems get solved.''</w:t>
+        <w:br/>
+        <w:t>By supper, they're back again.</w:t>
+        <w:br/>
+        <w:t xml:space="preserve"> A visit to Muncie, Ind.</w:t>
+        <w:br/>
+        <w:t xml:space="preserve"> </w:t>
+        <w:br/>
+        <w:t xml:space="preserve"> Made famous by the ''Middletown'' sociological study published in 1929, Muncie has been used by sociologists 3 times to study typical life in the USA.</w:t>
+        <w:br/>
+        <w:t>Politics: Democratic Rep. Phil Sharp has represented district since 1974, winning last race with 53% of vote; 60% voted for Bush-Quayle.</w:t>
+        <w:br/>
+        <w:t>Population: 79,000; 81% white.</w:t>
+        <w:br/>
+        <w:t>Schools: Three high schools, one private. Central High, 10-time state basketball champion, was model for the big-city team that lost in the movie Hoosiers.</w:t>
+        <w:br/>
+        <w:t>College: Ball State University, founded in 1918.</w:t>
+        <w:br/>
+        <w:t>Median home value: $ 38,400.</w:t>
+        <w:br/>
+        <w:t>Industry: Auto parts; Ball Corp. headquarters.</w:t>
         <w:br/>
         <w:br/>
-        <w:t>Notes</w:t>
+        <w:t>Graphic</w:t>
         <w:br/>
         <w:br/>
-        <w:t>Accompanying story; Lasix at a glance</w:t>
+        <w:t xml:space="preserve"> </w:t>
+        <w:br/>
+        <w:t>color, USA TODAY (Map, Muncie, Indiana); PHOTO; color, Mary Ann Carter (Frances May); PHOTO; color, Mary Ann Carter (Millie Abram); PHOTO; b/w, Mary Ann Carter (Muncie, Indiana, James Abrams, Howard Jarvis)</w:t>
+        <w:br/>
+        <w:t xml:space="preserve"> </w:t>
+        <w:br/>
+        <w:t>CUTLINE: MAKING DO: Frances May, at her Muncie, Ind., lunch counter: 'I made do with what I had, cash on hand.' She says Congress should learn to manage its finances the same way. CUTLINE: NO BETTER: Says Millie Abram: 'The way things look right now, it's not going to get any better.' CUTLINE: RESTORATION: In the midst of fixing up an old house, James Abrams, right, goes over aluminum siding samples with salesman Howard Jarvis.</w:t>
       </w:r>
     </w:p>
     <w:sectPr>

--- a/example_articles/us_region/Midwest/5.us_region_Midwest_Other_publisher.docx
+++ b/example_articles/us_region/Midwest/5.us_region_Midwest_Other_publisher.docx
@@ -7,13 +7,9 @@
         <w:pStyle w:val="Heading1"/>
       </w:pPr>
       <w:r>
-        <w:t>'Middletown' is fed up;</w:t>
+        <w:t>HARD TIMES HAVE MORE IN VALLEY GOING HUNGRY;</w:t>
         <w:br/>
-        <w:t>'People are tired of being stepped on';</w:t>
-        <w:br/>
-        <w:t>'This is like 1928, before Depression';</w:t>
-        <w:br/>
-        <w:t>A visit to Muncie, Ind.</w:t>
+        <w:t>Scouting for Food takes on urgency because of economy</w:t>
       </w:r>
     </w:p>
     <w:p>
@@ -23,22 +19,22 @@
     </w:p>
     <w:p>
       <w:r>
-        <w:t>Date: 1990-10-15</w:t>
+        <w:t>Date: 2003-03-09</w:t>
       </w:r>
     </w:p>
     <w:p>
       <w:r>
-        <w:t>Section: NEWS; Pg. 1A; Cover Story</w:t>
+        <w:t>Section: LOCAL; Pg. B1</w:t>
       </w:r>
     </w:p>
     <w:p>
       <w:r>
-        <w:t>Source file: Other publishers/Files (500) (30).DOCX</w:t>
+        <w:t>Source file: Other publishers/Files (500) (17).DOCX</w:t>
       </w:r>
     </w:p>
     <w:p>
       <w:r>
-        <w:t>Raw locations result, 'locations': ['Indiana']</w:t>
+        <w:t>Raw locations result, 'locations': ['Ohio']</w:t>
       </w:r>
     </w:p>
     <w:p>
@@ -55,119 +51,31 @@
     </w:p>
     <w:p>
       <w:r>
-        <w:t>For a taste of what ails the USA, pull up a stool to Frances May's lunch counter, around back of Haney's Pharmacy.</w:t>
+        <w:t>DAYTON - Cub Scout Logan Wilson's tummy rumbled Saturday thanks to a harried morning with no time for a hearty breakfast. The experience, though short-lived for the Huber Heights scout, taught the 9-year-old that hunger can hurt.</w:t>
         <w:br/>
-        <w:t>''They're taxing the poor people to death and the price of gas is so high. It just isn't right,'' says Brenda Ferguson. ''People are tired of being stepped on. Tired to death.''</w:t>
+        <w:t>"Hunger is not good," he said. "Donate food so children won't go hungry."</w:t>
         <w:br/>
-        <w:t>An anger seems to be welling up across the land.</w:t>
+        <w:t>Logan joined about 5,000 Cub Scouts and Boy Scouts distributing 375,000 red Scouting for Food bags around the Miami Valley on Saturday morning. Next Saturday they'll return to collect the bags which they hope will be filled with non-perishable items for Miami Valley food pantries.</w:t>
         <w:br/>
-        <w:t>Gas prices rise to new highs. The stock market falls. Crime is rampant. As many as 200,000 troops stand ready in the desert of Saudi Arabia. The same Congress that last year managed to agree on a fat pay raise now struggles to agree on a budget and keep the government open.</w:t>
+        <w:t>They're asking for cans of soup, beef stew, chili, canned fish, boxed food, baby food, cans of meat, vegetables and fruit, along with peanut butter, baby food and infant formula.</w:t>
         <w:br/>
-        <w:t>In Muncie - long regarded as a window on Middle America - the outrage at all of this is as palpable as the chilly wind that blows the streets clean of fallen leaves.</w:t>
+        <w:t>Burma Rai, director of the American Red Cross Emergency Food Bank, said local pantries have seen a lot of new faces in the last six to seven months. Increased living expenses for heating and gasoline have caused a dramatic increase of those seeking help.</w:t>
         <w:br/>
-        <w:t>''We are fairly typical,'' says Ray Scheele, political science chairman at Ball State University in Muncie. ''There's an increasing frustration with Washington.''</w:t>
+        <w:t>"We've seen more working-class folks who are slipping in their ability to keep up with the necessities of life," Rai said. "It's been very difficult. The economy is not in good shape and we're seeing people who have never been to a food pantry before coming in and asking how it works."</w:t>
         <w:br/>
-        <w:t>There is much to assail in Washington, D.C., especially when you live in a city where bedtime is 10 p.m. and $ 1.50 buys a hot lunch of ham, string beans and sweet potatoes.</w:t>
+        <w:t>The food bank distributes about 1,500 tons of food each year to families and to local pantries. Scouting for Food plays a big role in meeting that need, Rai said.</w:t>
         <w:br/>
-        <w:t>''To these people, Washington is on the other side of the moon,'' says sociologist Alan Caruba of the National Anxiety Center.</w:t>
+        <w:t>For 16 years, the Boy Scouts of America Miami Valley Council - which serves youth in Darke, Miami, Montgomery, Preble and Shelby counties - has participated in the national program. For the past two years, they've also been joined by scouts in the Tecumseh Council with troops in Champaign, Clark, Clinton, Greene and Logan counties.</w:t>
         <w:br/>
-        <w:t>The real numbers here are the ones that hit the pocketbook, not the ones over which Congress is wringing hands.</w:t>
+        <w:t>Combined, the councils collected 78 tons of food last year, making this annual Scouting for Food drive the largest in the Miami Valley.</w:t>
         <w:br/>
-        <w:t>- That oil is up to more than $ 40 a barrel (up from $ 17 earlier this summer) means far less to Muncie than paying $ 1.34 a gallon for unleaded gasoline at Hoosier Pete's.</w:t>
+        <w:t>"You can help," Joseph A. Isherwood, Scouting for Food staff advisor, said. "You can make a difference.  The Boy Scouts of the Miami Valley are counting on your donation."</w:t>
         <w:br/>
-        <w:t>''Now they want to raise taxes on it,'' says Edna Kemmerer. Gasoline ''is like bread and milk for the working class.''</w:t>
+        <w:t>For those who live in an area not serviced by a Scout pack or troop, or if a bag is not picked up March 15, food may be dropped off at Jiffy Lube locations in Montgomery, Clark or Greene counties.</w:t>
         <w:br/>
-        <w:t>- That the deficit is $ 293 billion is hard to grasp, but becomes very real when it translates into $ 12,500 in taxes for every man, woman and child in the USA.</w:t>
+        <w:t>Darke, Miami, Preble and Shelby county residents may bring food to a local food pantry, or call the Miami Valley Boy Scout Council at 278-4825 for a participating community food bank.</w:t>
         <w:br/>
-        <w:t>''The way things look right now, it's not going to get any better,'' says Millie Abram, 52, wife of the city's school superintendent Sam Abram.</w:t>
-        <w:br/>
-        <w:t>Raising taxes, she says, is ''something we're going to have to do. You don't like it, but you're going to have to do it.''</w:t>
-        <w:br/>
-        <w:t>- That the budget will be cut $ 50 billion this year sounds painless until seniors realize that Medicare premiums could double to $ 150 a year.</w:t>
-        <w:br/>
-        <w:t>''That has everybody upset,'' says Clyde Nicholson, president-elect of the Muncie chapter of the American Association of Retired People.</w:t>
-        <w:br/>
-        <w:t>But not everyone has it so bad.</w:t>
-        <w:br/>
-        <w:t>The city's largest industrial employer, the Ball Corp. - which made its reputation producing a U.S. staple, the glass canning jar - is trying to buy a European packaging firm that would triple Ball's size.</w:t>
-        <w:br/>
-        <w:t>Duane Emerson, a Ball vice president who opposes luxury taxes as bad for business, says Muncie's captains of commerce feel less threatened than do factory workers. But, ''I feel the country is threatened if we don't get these issues resolved.''</w:t>
-        <w:br/>
-        <w:t>James Abrams, a 44-year-old machine operator at an auto parts plant, is buying and restoring a huge five-bedroom Victorian house in the neighborhood where he grew up.</w:t>
-        <w:br/>
-        <w:t>''From where I stand, it's not so bad,'' says Abrams. ''But a lot of people aren't in the position I'm in. I'm working overtime and bring home some good money. If it was only 40 hours a week, well, I might notice a lot of things.''</w:t>
-        <w:br/>
-        <w:t>But beneath the veneer of pocketbook concerns is a deepening malaise that seems to be spreading.</w:t>
-        <w:br/>
-        <w:t>''There's an enormous amount of resentment out there,'' says Caruba. ''Americans aren't just upset, they're angry. They've come to the sad conclusion there is a vacuum of leadership in Washington.''</w:t>
-        <w:br/>
-        <w:t>Conventional wisdom in Muncie:</w:t>
-        <w:br/>
-        <w:t>- It's time to fish or cut bait in Saudi Arabia.</w:t>
-        <w:br/>
-        <w:t>''Peace in the Middle East is gone,'' says Joe Turner, the city police department's traffic sergeant. ''We might as well start shooting and get it over.''</w:t>
-        <w:br/>
-        <w:t>- The economy is about to head for the dumper.</w:t>
-        <w:br/>
-        <w:t>''This is like '28, before the Depression,'' says Martha Barlow, 75, a life-long resident of Muncie. ''Something's got to crack. We can't get much higher.''</w:t>
-        <w:br/>
-        <w:t>- The haggling over the budget is not nearly as bad as the 1989 pay raise for Congress.</w:t>
-        <w:br/>
-        <w:t>The pay raise, long forgotten in Washington, still rankles and is bitterly remembered here.</w:t>
-        <w:br/>
-        <w:t>''Of course it is,'' says Barlow. ''They'd just like us to forget.''</w:t>
-        <w:br/>
-        <w:t>Scheele, the political scientist, says some people already angry are mistaking Congress' messy budget process for ineptitude.</w:t>
-        <w:br/>
-        <w:t>''I'm a big defender of Congress and I'm a great defender of James Madison. He designed the government with so many checks and balances it should be frustrating to govern. But people just see a big deadlock,'' Scheele says.</w:t>
-        <w:br/>
-        <w:t>''I don't think you'll find much love of Congress at all, but you'll find a lot of support for the individual congressman,'' he says.</w:t>
-        <w:br/>
-        <w:t>Though few seem inclined to blame Democratic Rep. Phil Sharp, the local, seven-term incumbent, the GOP is trying to capitalize on anti-Congress sentiment. Its new billboard slogan: ''Enough is Enough.''</w:t>
-        <w:br/>
-        <w:t>Sharp's campaign is confident, but Sharp is shuttling between home and Washington as often as possible. This weekend, he attended three parades and two dinners at home.</w:t>
-        <w:br/>
-        <w:t>But there is support for President Bush in Muncie, despite polls that show his approval rating nationwide has fallen as low as 60%.</w:t>
-        <w:br/>
-        <w:t>''The president is doing OK. Congress is where to put the blame, especially right now,'' says Dave Jones, 37, a carpenter with a gold earring, who considers himself a liberal.</w:t>
-        <w:br/>
-        <w:t>Such sentiment seems to be rising across the nation.</w:t>
-        <w:br/>
-        <w:t>- Limitations on the terms politicians can serve are on the ballot next month in California, Colorado and Kansas City, Mo. One such limitation passed easily in Oklahoma last month.</w:t>
-        <w:br/>
-        <w:t>And there is some thought that voters are in a mood for a wholesale shuffling of Congress.</w:t>
-        <w:br/>
-        <w:t>Analysts wonder if the public is as angry as in 1982, when 23 incumbents lost seats in the U.S. House. The re-election rate for Congress was 98.5% in 1988.</w:t>
-        <w:br/>
-        <w:t>Back at the lunch counter, diners are serving up a heaping helping of answers, as well as complaints.</w:t>
-        <w:br/>
-        <w:t>''It seems I worked all my life and made do with what I had, cash on hand,'' says Frances May, arguing that Congress should learn to manage its finances the same way.</w:t>
-        <w:br/>
-        <w:t>''What gripes me most is Congress giving themselves a pay raise. If you elect people that are already in there, you're just asking for trouble,'' says Ferguson.</w:t>
-        <w:br/>
-        <w:t>''I can tell you how to solve this problem,'' says Frances Meyer, fresh from her weekly trip to the beauty parlor. ''They should give back that pay raise.''</w:t>
-        <w:br/>
-        <w:t>Says Roy Haney, the bow-tied, white-haired pharmacist who's been in business 36 years: ''In the morning all the world's problems get solved.''</w:t>
-        <w:br/>
-        <w:t>By supper, they're back again.</w:t>
-        <w:br/>
-        <w:t xml:space="preserve"> A visit to Muncie, Ind.</w:t>
-        <w:br/>
-        <w:t xml:space="preserve"> </w:t>
-        <w:br/>
-        <w:t xml:space="preserve"> Made famous by the ''Middletown'' sociological study published in 1929, Muncie has been used by sociologists 3 times to study typical life in the USA.</w:t>
-        <w:br/>
-        <w:t>Politics: Democratic Rep. Phil Sharp has represented district since 1974, winning last race with 53% of vote; 60% voted for Bush-Quayle.</w:t>
-        <w:br/>
-        <w:t>Population: 79,000; 81% white.</w:t>
-        <w:br/>
-        <w:t>Schools: Three high schools, one private. Central High, 10-time state basketball champion, was model for the big-city team that lost in the movie Hoosiers.</w:t>
-        <w:br/>
-        <w:t>College: Ball State University, founded in 1918.</w:t>
-        <w:br/>
-        <w:t>Median home value: $ 38,400.</w:t>
-        <w:br/>
-        <w:t>Industry: Auto parts; Ball Corp. headquarters.</w:t>
+        <w:t xml:space="preserve">Contact Joanne Huist Smith at 225-2362 or joanne_smith@coxohio.com  </w:t>
         <w:br/>
         <w:br/>
         <w:t>Graphic</w:t>
@@ -175,11 +83,7 @@
         <w:br/>
         <w:t xml:space="preserve"> </w:t>
         <w:br/>
-        <w:t>color, USA TODAY (Map, Muncie, Indiana); PHOTO; color, Mary Ann Carter (Frances May); PHOTO; color, Mary Ann Carter (Millie Abram); PHOTO; b/w, Mary Ann Carter (Muncie, Indiana, James Abrams, Howard Jarvis)</w:t>
-        <w:br/>
-        <w:t xml:space="preserve"> </w:t>
-        <w:br/>
-        <w:t>CUTLINE: MAKING DO: Frances May, at her Muncie, Ind., lunch counter: 'I made do with what I had, cash on hand.' She says Congress should learn to manage its finances the same way. CUTLINE: NO BETTER: Says Millie Abram: 'The way things look right now, it's not going to get any better.' CUTLINE: RESTORATION: In the midst of fixing up an old house, James Abrams, right, goes over aluminum siding samples with salesman Howard Jarvis.</w:t>
+        <w:t>PHOTO, LOGAN WILSON, a 9-year-old Huber Heights Cub Scout, ties a plastic bag onto one of his neighbor's door handles as part of the Scouting for Food drive.,CREDIT: JUDITH WOLERT-MALDONADO/DAYTON DAILY NEWS</w:t>
       </w:r>
     </w:p>
     <w:sectPr>
